--- a/public/materialy/1L/2/_ucitel/Řešení - Digitální gramotnost.docx
+++ b/public/materialy/1L/2/_ucitel/Řešení - Digitální gramotnost.docx
@@ -808,7 +808,7 @@
         <w:rPr>
           <w:b/>
         </w:rPr>
-        <w:t xml:space="preserve">LibreOffice: </w:t>
+        <w:t xml:space="preserve">VLC: </w:t>
       </w:r>
       <w:r>
         <w:t>aplikační — open source.</w:t>

--- a/public/materialy/1L/2/_ucitel/Řešení - Digitální gramotnost.docx
+++ b/public/materialy/1L/2/_ucitel/Řešení - Digitální gramotnost.docx
@@ -18,7 +18,7 @@
           <w:color w:val="52525B"/>
           <w:sz w:val="22"/>
         </w:rPr>
-        <w:t>Úvod do informatiky a digitální gramotnost • 1. ročník SPŠ • učitelský klíč ke kontrolním úlohám</w:t>
+        <w:t>Úvod do informatiky a digitální gramotnost • střední škola • učitelský klíč ke kontrolním úlohám</w:t>
       </w:r>
     </w:p>
     <w:p>
